--- a/guj/docx/015.content.docx
+++ b/guj/docx/015.content.docx
@@ -394,114 +394,84 @@
           <w:lang w:val="gu_IN" w:bidi="gu_IN"/>
         </w:rPr>
       </w:r>
-      <w:hyperlink r:id="rId13">
-        <w:r>
-          <w:rPr>
-            <w:lang w:val="gu_IN" w:bidi="gu_IN"/>
-          </w:rPr>
-          <w:rPr>
-            <w:color w:val="0000EE"/>
-            <w:u w:val="single"/>
-          </w:rPr>
-          <w:t>2 રાજાઓ 20:8–9</w:t>
-        </w:r>
-      </w:hyperlink>
-    </w:p>
-    <w:p>
-      <w:pPr>
-        <w:pStyle w:val="ListBullet"/>
-        <w:spacing w:line="240" w:lineRule="auto"/>
-        <w:ind w:left="720"/>
-      </w:pPr>
-      <w:r>
-        <w:rPr>
-          <w:lang w:val="gu_IN" w:bidi="gu_IN"/>
-        </w:rPr>
-      </w:r>
-      <w:hyperlink r:id="rId14">
-        <w:r>
-          <w:rPr>
-            <w:lang w:val="gu_IN" w:bidi="gu_IN"/>
-          </w:rPr>
-          <w:rPr>
-            <w:color w:val="0000EE"/>
-            <w:u w:val="single"/>
-          </w:rPr>
-          <w:t>ઉત્પત્તિ 19:6–8</w:t>
-        </w:r>
-      </w:hyperlink>
-    </w:p>
-    <w:p>
-      <w:pPr>
-        <w:pStyle w:val="ListBullet"/>
-        <w:spacing w:line="240" w:lineRule="auto"/>
-        <w:ind w:left="720"/>
-      </w:pPr>
-      <w:r>
-        <w:rPr>
-          <w:lang w:val="gu_IN" w:bidi="gu_IN"/>
-        </w:rPr>
-      </w:r>
-      <w:hyperlink r:id="rId15">
-        <w:r>
-          <w:rPr>
-            <w:lang w:val="gu_IN" w:bidi="gu_IN"/>
-          </w:rPr>
-          <w:rPr>
-            <w:color w:val="0000EE"/>
-            <w:u w:val="single"/>
-          </w:rPr>
-          <w:t>યશાયા 30:1–2</w:t>
-        </w:r>
-      </w:hyperlink>
-    </w:p>
-    <w:p>
-      <w:pPr>
-        <w:pStyle w:val="ListBullet"/>
-        <w:spacing w:line="240" w:lineRule="auto"/>
-        <w:ind w:left="720"/>
-      </w:pPr>
-      <w:r>
-        <w:rPr>
-          <w:lang w:val="gu_IN" w:bidi="gu_IN"/>
-        </w:rPr>
-      </w:r>
-      <w:hyperlink r:id="rId16">
-        <w:r>
-          <w:rPr>
-            <w:lang w:val="gu_IN" w:bidi="gu_IN"/>
-          </w:rPr>
-          <w:rPr>
-            <w:color w:val="0000EE"/>
-            <w:u w:val="single"/>
-          </w:rPr>
-          <w:t>યર્મિયા 6:4–5</w:t>
-        </w:r>
-      </w:hyperlink>
-    </w:p>
-    <w:p>
-      <w:pPr>
-        <w:pStyle w:val="ListBullet"/>
-        <w:spacing w:line="240" w:lineRule="auto"/>
-        <w:ind w:left="720"/>
-      </w:pPr>
-      <w:r>
-        <w:rPr>
-          <w:lang w:val="gu_IN" w:bidi="gu_IN"/>
-        </w:rPr>
-      </w:r>
-      <w:hyperlink r:id="rId17">
-        <w:r>
-          <w:rPr>
-            <w:lang w:val="gu_IN" w:bidi="gu_IN"/>
-          </w:rPr>
-          <w:rPr>
-            <w:color w:val="0000EE"/>
-            <w:u w:val="single"/>
-          </w:rPr>
-          <w:t>ગીતશાસ્ત્ર 17:8–10</w:t>
-        </w:r>
-      </w:hyperlink>
+      <w:r>
+        <w:rPr>
+          <w:lang w:val="gu_IN" w:bidi="gu_IN"/>
+        </w:rPr>
+        <w:t>2 રાજાઓ 20:8–9</w:t>
+      </w:r>
+    </w:p>
+    <w:p>
+      <w:pPr>
+        <w:pStyle w:val="ListBullet"/>
+        <w:spacing w:line="240" w:lineRule="auto"/>
+        <w:ind w:left="720"/>
+      </w:pPr>
+      <w:r>
+        <w:rPr>
+          <w:lang w:val="gu_IN" w:bidi="gu_IN"/>
+        </w:rPr>
+      </w:r>
+      <w:r>
+        <w:rPr>
+          <w:lang w:val="gu_IN" w:bidi="gu_IN"/>
+        </w:rPr>
+        <w:t>ઉત્પત્તિ 19:6–8</w:t>
+      </w:r>
+    </w:p>
+    <w:p>
+      <w:pPr>
+        <w:pStyle w:val="ListBullet"/>
+        <w:spacing w:line="240" w:lineRule="auto"/>
+        <w:ind w:left="720"/>
+      </w:pPr>
+      <w:r>
+        <w:rPr>
+          <w:lang w:val="gu_IN" w:bidi="gu_IN"/>
+        </w:rPr>
+      </w:r>
+      <w:r>
+        <w:rPr>
+          <w:lang w:val="gu_IN" w:bidi="gu_IN"/>
+        </w:rPr>
+        <w:t>યશાયા 30:1–2</w:t>
+      </w:r>
+    </w:p>
+    <w:p>
+      <w:pPr>
+        <w:pStyle w:val="ListBullet"/>
+        <w:spacing w:line="240" w:lineRule="auto"/>
+        <w:ind w:left="720"/>
+      </w:pPr>
+      <w:r>
+        <w:rPr>
+          <w:lang w:val="gu_IN" w:bidi="gu_IN"/>
+        </w:rPr>
+      </w:r>
+      <w:r>
+        <w:rPr>
+          <w:lang w:val="gu_IN" w:bidi="gu_IN"/>
+        </w:rPr>
+        <w:t>યર્મિયા 6:4–5</w:t>
+      </w:r>
+    </w:p>
+    <w:p>
+      <w:pPr>
+        <w:pStyle w:val="ListBullet"/>
+        <w:spacing w:line="240" w:lineRule="auto"/>
+        <w:ind w:left="720"/>
+      </w:pPr>
+      <w:r>
+        <w:rPr>
+          <w:lang w:val="gu_IN" w:bidi="gu_IN"/>
+        </w:rPr>
+      </w:r>
+      <w:r>
+        <w:rPr>
+          <w:lang w:val="gu_IN" w:bidi="gu_IN"/>
+        </w:rPr>
+        <w:t>ગીતશાસ્ત્ર 17:8–10</w:t>
+      </w:r>
     </w:p>
     <w:p>
       <w:pPr>
@@ -718,90 +688,66 @@
           <w:lang w:val="gu_IN" w:bidi="gu_IN"/>
         </w:rPr>
       </w:r>
-      <w:hyperlink r:id="rId18">
-        <w:r>
-          <w:rPr>
-            <w:lang w:val="gu_IN" w:bidi="gu_IN"/>
-          </w:rPr>
-          <w:rPr>
-            <w:color w:val="0000EE"/>
-            <w:u w:val="single"/>
-          </w:rPr>
-          <w:t>1 રાજા 14:9–10</w:t>
-        </w:r>
-      </w:hyperlink>
-    </w:p>
-    <w:p>
-      <w:pPr>
-        <w:pStyle w:val="ListBullet"/>
-        <w:spacing w:line="240" w:lineRule="auto"/>
-        <w:ind w:left="720"/>
-      </w:pPr>
-      <w:r>
-        <w:rPr>
-          <w:lang w:val="gu_IN" w:bidi="gu_IN"/>
-        </w:rPr>
-      </w:r>
-      <w:hyperlink r:id="rId19">
-        <w:r>
-          <w:rPr>
-            <w:lang w:val="gu_IN" w:bidi="gu_IN"/>
-          </w:rPr>
-          <w:rPr>
-            <w:color w:val="0000EE"/>
-            <w:u w:val="single"/>
-          </w:rPr>
-          <w:t>2 રાજા 6:24–26</w:t>
-        </w:r>
-      </w:hyperlink>
-    </w:p>
-    <w:p>
-      <w:pPr>
-        <w:pStyle w:val="ListBullet"/>
-        <w:spacing w:line="240" w:lineRule="auto"/>
-        <w:ind w:left="720"/>
-      </w:pPr>
-      <w:r>
-        <w:rPr>
-          <w:lang w:val="gu_IN" w:bidi="gu_IN"/>
-        </w:rPr>
-      </w:r>
-      <w:hyperlink r:id="rId20">
-        <w:r>
-          <w:rPr>
-            <w:lang w:val="gu_IN" w:bidi="gu_IN"/>
-          </w:rPr>
-          <w:rPr>
-            <w:color w:val="0000EE"/>
-            <w:u w:val="single"/>
-          </w:rPr>
-          <w:t>યશાયા 25:9–10</w:t>
-        </w:r>
-      </w:hyperlink>
-    </w:p>
-    <w:p>
-      <w:pPr>
-        <w:pStyle w:val="ListBullet"/>
-        <w:spacing w:line="240" w:lineRule="auto"/>
-        <w:ind w:left="720"/>
-      </w:pPr>
-      <w:r>
-        <w:rPr>
-          <w:lang w:val="gu_IN" w:bidi="gu_IN"/>
-        </w:rPr>
-      </w:r>
-      <w:hyperlink r:id="rId21">
-        <w:r>
-          <w:rPr>
-            <w:lang w:val="gu_IN" w:bidi="gu_IN"/>
-          </w:rPr>
-          <w:rPr>
-            <w:color w:val="0000EE"/>
-            <w:u w:val="single"/>
-          </w:rPr>
-          <w:t>યર્મિયા 8:1–3</w:t>
-        </w:r>
-      </w:hyperlink>
+      <w:r>
+        <w:rPr>
+          <w:lang w:val="gu_IN" w:bidi="gu_IN"/>
+        </w:rPr>
+        <w:t>1 રાજા 14:9–10</w:t>
+      </w:r>
+    </w:p>
+    <w:p>
+      <w:pPr>
+        <w:pStyle w:val="ListBullet"/>
+        <w:spacing w:line="240" w:lineRule="auto"/>
+        <w:ind w:left="720"/>
+      </w:pPr>
+      <w:r>
+        <w:rPr>
+          <w:lang w:val="gu_IN" w:bidi="gu_IN"/>
+        </w:rPr>
+      </w:r>
+      <w:r>
+        <w:rPr>
+          <w:lang w:val="gu_IN" w:bidi="gu_IN"/>
+        </w:rPr>
+        <w:t>2 રાજા 6:24–26</w:t>
+      </w:r>
+    </w:p>
+    <w:p>
+      <w:pPr>
+        <w:pStyle w:val="ListBullet"/>
+        <w:spacing w:line="240" w:lineRule="auto"/>
+        <w:ind w:left="720"/>
+      </w:pPr>
+      <w:r>
+        <w:rPr>
+          <w:lang w:val="gu_IN" w:bidi="gu_IN"/>
+        </w:rPr>
+      </w:r>
+      <w:r>
+        <w:rPr>
+          <w:lang w:val="gu_IN" w:bidi="gu_IN"/>
+        </w:rPr>
+        <w:t>યશાયા 25:9–10</w:t>
+      </w:r>
+    </w:p>
+    <w:p>
+      <w:pPr>
+        <w:pStyle w:val="ListBullet"/>
+        <w:spacing w:line="240" w:lineRule="auto"/>
+        <w:ind w:left="720"/>
+      </w:pPr>
+      <w:r>
+        <w:rPr>
+          <w:lang w:val="gu_IN" w:bidi="gu_IN"/>
+        </w:rPr>
+      </w:r>
+      <w:r>
+        <w:rPr>
+          <w:lang w:val="gu_IN" w:bidi="gu_IN"/>
+        </w:rPr>
+        <w:t>યર્મિયા 8:1–3</w:t>
+      </w:r>
     </w:p>
     <w:p>
       <w:pPr>
@@ -1106,90 +1052,66 @@
           <w:lang w:val="gu_IN" w:bidi="gu_IN"/>
         </w:rPr>
       </w:r>
-      <w:hyperlink r:id="rId22">
-        <w:r>
-          <w:rPr>
-            <w:lang w:val="gu_IN" w:bidi="gu_IN"/>
-          </w:rPr>
-          <w:rPr>
-            <w:color w:val="0000EE"/>
-            <w:u w:val="single"/>
-          </w:rPr>
-          <w:t>1 થેસ્સલોનિકી 5:8–11</w:t>
-        </w:r>
-      </w:hyperlink>
-    </w:p>
-    <w:p>
-      <w:pPr>
-        <w:pStyle w:val="ListBullet"/>
-        <w:spacing w:line="240" w:lineRule="auto"/>
-        <w:ind w:left="720"/>
-      </w:pPr>
-      <w:r>
-        <w:rPr>
-          <w:lang w:val="gu_IN" w:bidi="gu_IN"/>
-        </w:rPr>
-      </w:r>
-      <w:hyperlink r:id="rId23">
-        <w:r>
-          <w:rPr>
-            <w:lang w:val="gu_IN" w:bidi="gu_IN"/>
-          </w:rPr>
-          <w:rPr>
-            <w:color w:val="0000EE"/>
-            <w:u w:val="single"/>
-          </w:rPr>
-          <w:t>નિર્ગમન 39:14–16</w:t>
-        </w:r>
-      </w:hyperlink>
-    </w:p>
-    <w:p>
-      <w:pPr>
-        <w:pStyle w:val="ListBullet"/>
-        <w:spacing w:line="240" w:lineRule="auto"/>
-        <w:ind w:left="720"/>
-      </w:pPr>
-      <w:r>
-        <w:rPr>
-          <w:lang w:val="gu_IN" w:bidi="gu_IN"/>
-        </w:rPr>
-      </w:r>
-      <w:hyperlink r:id="rId24">
-        <w:r>
-          <w:rPr>
-            <w:lang w:val="gu_IN" w:bidi="gu_IN"/>
-          </w:rPr>
-          <w:rPr>
-            <w:color w:val="0000EE"/>
-            <w:u w:val="single"/>
-          </w:rPr>
-          <w:t>યશાયા 59:17–18</w:t>
-        </w:r>
-      </w:hyperlink>
-    </w:p>
-    <w:p>
-      <w:pPr>
-        <w:pStyle w:val="ListBullet"/>
-        <w:spacing w:line="240" w:lineRule="auto"/>
-        <w:ind w:left="720"/>
-      </w:pPr>
-      <w:r>
-        <w:rPr>
-          <w:lang w:val="gu_IN" w:bidi="gu_IN"/>
-        </w:rPr>
-      </w:r>
-      <w:hyperlink r:id="rId25">
-        <w:r>
-          <w:rPr>
-            <w:lang w:val="gu_IN" w:bidi="gu_IN"/>
-          </w:rPr>
-          <w:rPr>
-            <w:color w:val="0000EE"/>
-            <w:u w:val="single"/>
-          </w:rPr>
-          <w:t>પ્રકટીકરણ 9:7–9</w:t>
-        </w:r>
-      </w:hyperlink>
+      <w:r>
+        <w:rPr>
+          <w:lang w:val="gu_IN" w:bidi="gu_IN"/>
+        </w:rPr>
+        <w:t>1 થેસ્સલોનિકી 5:8–11</w:t>
+      </w:r>
+    </w:p>
+    <w:p>
+      <w:pPr>
+        <w:pStyle w:val="ListBullet"/>
+        <w:spacing w:line="240" w:lineRule="auto"/>
+        <w:ind w:left="720"/>
+      </w:pPr>
+      <w:r>
+        <w:rPr>
+          <w:lang w:val="gu_IN" w:bidi="gu_IN"/>
+        </w:rPr>
+      </w:r>
+      <w:r>
+        <w:rPr>
+          <w:lang w:val="gu_IN" w:bidi="gu_IN"/>
+        </w:rPr>
+        <w:t>નિર્ગમન 39:14–16</w:t>
+      </w:r>
+    </w:p>
+    <w:p>
+      <w:pPr>
+        <w:pStyle w:val="ListBullet"/>
+        <w:spacing w:line="240" w:lineRule="auto"/>
+        <w:ind w:left="720"/>
+      </w:pPr>
+      <w:r>
+        <w:rPr>
+          <w:lang w:val="gu_IN" w:bidi="gu_IN"/>
+        </w:rPr>
+      </w:r>
+      <w:r>
+        <w:rPr>
+          <w:lang w:val="gu_IN" w:bidi="gu_IN"/>
+        </w:rPr>
+        <w:t>યશાયા 59:17–18</w:t>
+      </w:r>
+    </w:p>
+    <w:p>
+      <w:pPr>
+        <w:pStyle w:val="ListBullet"/>
+        <w:spacing w:line="240" w:lineRule="auto"/>
+        <w:ind w:left="720"/>
+      </w:pPr>
+      <w:r>
+        <w:rPr>
+          <w:lang w:val="gu_IN" w:bidi="gu_IN"/>
+        </w:rPr>
+      </w:r>
+      <w:r>
+        <w:rPr>
+          <w:lang w:val="gu_IN" w:bidi="gu_IN"/>
+        </w:rPr>
+        <w:t>પ્રકટીકરણ 9:7–9</w:t>
+      </w:r>
     </w:p>
     <w:p>
       <w:pPr>
@@ -1351,138 +1273,102 @@
           <w:lang w:val="gu_IN" w:bidi="gu_IN"/>
         </w:rPr>
       </w:r>
-      <w:hyperlink r:id="rId26">
-        <w:r>
-          <w:rPr>
-            <w:lang w:val="gu_IN" w:bidi="gu_IN"/>
-          </w:rPr>
-          <w:rPr>
-            <w:color w:val="0000EE"/>
-            <w:u w:val="single"/>
-          </w:rPr>
-          <w:t>1 કાળવૃતાંત 8:8–11</w:t>
-        </w:r>
-      </w:hyperlink>
-    </w:p>
-    <w:p>
-      <w:pPr>
-        <w:pStyle w:val="ListBullet"/>
-        <w:spacing w:line="240" w:lineRule="auto"/>
-        <w:ind w:left="720"/>
-      </w:pPr>
-      <w:r>
-        <w:rPr>
-          <w:lang w:val="gu_IN" w:bidi="gu_IN"/>
-        </w:rPr>
-      </w:r>
-      <w:hyperlink r:id="rId27">
-        <w:r>
-          <w:rPr>
-            <w:lang w:val="gu_IN" w:bidi="gu_IN"/>
-          </w:rPr>
-          <w:rPr>
-            <w:color w:val="0000EE"/>
-            <w:u w:val="single"/>
-          </w:rPr>
-          <w:t>લેવીય 21:7–9</w:t>
-        </w:r>
-      </w:hyperlink>
-    </w:p>
-    <w:p>
-      <w:pPr>
-        <w:pStyle w:val="ListBullet"/>
-        <w:spacing w:line="240" w:lineRule="auto"/>
-        <w:ind w:left="720"/>
-      </w:pPr>
-      <w:r>
-        <w:rPr>
-          <w:lang w:val="gu_IN" w:bidi="gu_IN"/>
-        </w:rPr>
-      </w:r>
-      <w:hyperlink r:id="rId28">
-        <w:r>
-          <w:rPr>
-            <w:lang w:val="gu_IN" w:bidi="gu_IN"/>
-          </w:rPr>
-          <w:rPr>
-            <w:color w:val="0000EE"/>
-            <w:u w:val="single"/>
-          </w:rPr>
-          <w:t>લૂક 16:18</w:t>
-        </w:r>
-      </w:hyperlink>
-    </w:p>
-    <w:p>
-      <w:pPr>
-        <w:pStyle w:val="ListBullet"/>
-        <w:spacing w:line="240" w:lineRule="auto"/>
-        <w:ind w:left="720"/>
-      </w:pPr>
-      <w:r>
-        <w:rPr>
-          <w:lang w:val="gu_IN" w:bidi="gu_IN"/>
-        </w:rPr>
-      </w:r>
-      <w:hyperlink r:id="rId29">
-        <w:r>
-          <w:rPr>
-            <w:lang w:val="gu_IN" w:bidi="gu_IN"/>
-          </w:rPr>
-          <w:rPr>
-            <w:color w:val="0000EE"/>
-            <w:u w:val="single"/>
-          </w:rPr>
-          <w:t>માર્ક 10:1–4</w:t>
-        </w:r>
-      </w:hyperlink>
-    </w:p>
-    <w:p>
-      <w:pPr>
-        <w:pStyle w:val="ListBullet"/>
-        <w:spacing w:line="240" w:lineRule="auto"/>
-        <w:ind w:left="720"/>
-      </w:pPr>
-      <w:r>
-        <w:rPr>
-          <w:lang w:val="gu_IN" w:bidi="gu_IN"/>
-        </w:rPr>
-      </w:r>
-      <w:hyperlink r:id="rId30">
-        <w:r>
-          <w:rPr>
-            <w:lang w:val="gu_IN" w:bidi="gu_IN"/>
-          </w:rPr>
-          <w:rPr>
-            <w:color w:val="0000EE"/>
-            <w:u w:val="single"/>
-          </w:rPr>
-          <w:t>માથ્થી 5:31–32</w:t>
-        </w:r>
-      </w:hyperlink>
-    </w:p>
-    <w:p>
-      <w:pPr>
-        <w:pStyle w:val="ListBullet"/>
-        <w:spacing w:line="240" w:lineRule="auto"/>
-        <w:ind w:left="720"/>
-      </w:pPr>
-      <w:r>
-        <w:rPr>
-          <w:lang w:val="gu_IN" w:bidi="gu_IN"/>
-        </w:rPr>
-      </w:r>
-      <w:hyperlink r:id="rId31">
-        <w:r>
-          <w:rPr>
-            <w:lang w:val="gu_IN" w:bidi="gu_IN"/>
-          </w:rPr>
-          <w:rPr>
-            <w:color w:val="0000EE"/>
-            <w:u w:val="single"/>
-          </w:rPr>
-          <w:t>માથ્થી 19:3–4</w:t>
-        </w:r>
-      </w:hyperlink>
+      <w:r>
+        <w:rPr>
+          <w:lang w:val="gu_IN" w:bidi="gu_IN"/>
+        </w:rPr>
+        <w:t>1 કાળવૃતાંત 8:8–11</w:t>
+      </w:r>
+    </w:p>
+    <w:p>
+      <w:pPr>
+        <w:pStyle w:val="ListBullet"/>
+        <w:spacing w:line="240" w:lineRule="auto"/>
+        <w:ind w:left="720"/>
+      </w:pPr>
+      <w:r>
+        <w:rPr>
+          <w:lang w:val="gu_IN" w:bidi="gu_IN"/>
+        </w:rPr>
+      </w:r>
+      <w:r>
+        <w:rPr>
+          <w:lang w:val="gu_IN" w:bidi="gu_IN"/>
+        </w:rPr>
+        <w:t>લેવીય 21:7–9</w:t>
+      </w:r>
+    </w:p>
+    <w:p>
+      <w:pPr>
+        <w:pStyle w:val="ListBullet"/>
+        <w:spacing w:line="240" w:lineRule="auto"/>
+        <w:ind w:left="720"/>
+      </w:pPr>
+      <w:r>
+        <w:rPr>
+          <w:lang w:val="gu_IN" w:bidi="gu_IN"/>
+        </w:rPr>
+      </w:r>
+      <w:r>
+        <w:rPr>
+          <w:lang w:val="gu_IN" w:bidi="gu_IN"/>
+        </w:rPr>
+        <w:t>લૂક 16:18</w:t>
+      </w:r>
+    </w:p>
+    <w:p>
+      <w:pPr>
+        <w:pStyle w:val="ListBullet"/>
+        <w:spacing w:line="240" w:lineRule="auto"/>
+        <w:ind w:left="720"/>
+      </w:pPr>
+      <w:r>
+        <w:rPr>
+          <w:lang w:val="gu_IN" w:bidi="gu_IN"/>
+        </w:rPr>
+      </w:r>
+      <w:r>
+        <w:rPr>
+          <w:lang w:val="gu_IN" w:bidi="gu_IN"/>
+        </w:rPr>
+        <w:t>માર્ક 10:1–4</w:t>
+      </w:r>
+    </w:p>
+    <w:p>
+      <w:pPr>
+        <w:pStyle w:val="ListBullet"/>
+        <w:spacing w:line="240" w:lineRule="auto"/>
+        <w:ind w:left="720"/>
+      </w:pPr>
+      <w:r>
+        <w:rPr>
+          <w:lang w:val="gu_IN" w:bidi="gu_IN"/>
+        </w:rPr>
+      </w:r>
+      <w:r>
+        <w:rPr>
+          <w:lang w:val="gu_IN" w:bidi="gu_IN"/>
+        </w:rPr>
+        <w:t>માથ્થી 5:31–32</w:t>
+      </w:r>
+    </w:p>
+    <w:p>
+      <w:pPr>
+        <w:pStyle w:val="ListBullet"/>
+        <w:spacing w:line="240" w:lineRule="auto"/>
+        <w:ind w:left="720"/>
+      </w:pPr>
+      <w:r>
+        <w:rPr>
+          <w:lang w:val="gu_IN" w:bidi="gu_IN"/>
+        </w:rPr>
+      </w:r>
+      <w:r>
+        <w:rPr>
+          <w:lang w:val="gu_IN" w:bidi="gu_IN"/>
+        </w:rPr>
+        <w:t>માથ્થી 19:3–4</w:t>
+      </w:r>
     </w:p>
     <w:p>
       <w:pPr>
@@ -1811,186 +1697,138 @@
           <w:lang w:val="gu_IN" w:bidi="gu_IN"/>
         </w:rPr>
       </w:r>
-      <w:hyperlink r:id="rId32">
-        <w:r>
-          <w:rPr>
-            <w:lang w:val="gu_IN" w:bidi="gu_IN"/>
-          </w:rPr>
-          <w:rPr>
-            <w:color w:val="0000EE"/>
-            <w:u w:val="single"/>
-          </w:rPr>
-          <w:t>1 યોહાન 1:8–10</w:t>
-        </w:r>
-      </w:hyperlink>
-    </w:p>
-    <w:p>
-      <w:pPr>
-        <w:pStyle w:val="ListBullet"/>
-        <w:spacing w:line="240" w:lineRule="auto"/>
-        <w:ind w:left="720"/>
-      </w:pPr>
-      <w:r>
-        <w:rPr>
-          <w:lang w:val="gu_IN" w:bidi="gu_IN"/>
-        </w:rPr>
-      </w:r>
-      <w:hyperlink r:id="rId33">
-        <w:r>
-          <w:rPr>
-            <w:lang w:val="gu_IN" w:bidi="gu_IN"/>
-          </w:rPr>
-          <w:rPr>
-            <w:color w:val="0000EE"/>
-            <w:u w:val="single"/>
-          </w:rPr>
-          <w:t>1 તિમોથી 2:13–15</w:t>
-        </w:r>
-      </w:hyperlink>
-    </w:p>
-    <w:p>
-      <w:pPr>
-        <w:pStyle w:val="ListBullet"/>
-        <w:spacing w:line="240" w:lineRule="auto"/>
-        <w:ind w:left="720"/>
-      </w:pPr>
-      <w:r>
-        <w:rPr>
-          <w:lang w:val="gu_IN" w:bidi="gu_IN"/>
-        </w:rPr>
-      </w:r>
-      <w:hyperlink r:id="rId34">
-        <w:r>
-          <w:rPr>
-            <w:lang w:val="gu_IN" w:bidi="gu_IN"/>
-          </w:rPr>
-          <w:rPr>
-            <w:color w:val="0000EE"/>
-            <w:u w:val="single"/>
-          </w:rPr>
-          <w:t>2 થેસ્સલોનિકી 2:3–4</w:t>
-        </w:r>
-      </w:hyperlink>
-    </w:p>
-    <w:p>
-      <w:pPr>
-        <w:pStyle w:val="ListBullet"/>
-        <w:spacing w:line="240" w:lineRule="auto"/>
-        <w:ind w:left="720"/>
-      </w:pPr>
-      <w:r>
-        <w:rPr>
-          <w:lang w:val="gu_IN" w:bidi="gu_IN"/>
-        </w:rPr>
-      </w:r>
-      <w:hyperlink r:id="rId35">
-        <w:r>
-          <w:rPr>
-            <w:lang w:val="gu_IN" w:bidi="gu_IN"/>
-          </w:rPr>
-          <w:rPr>
-            <w:color w:val="0000EE"/>
-            <w:u w:val="single"/>
-          </w:rPr>
-          <w:t>ઉત્પત્તિ 3:12–13</w:t>
-        </w:r>
-      </w:hyperlink>
-    </w:p>
-    <w:p>
-      <w:pPr>
-        <w:pStyle w:val="ListBullet"/>
-        <w:spacing w:line="240" w:lineRule="auto"/>
-        <w:ind w:left="720"/>
-      </w:pPr>
-      <w:r>
-        <w:rPr>
-          <w:lang w:val="gu_IN" w:bidi="gu_IN"/>
-        </w:rPr>
-      </w:r>
-      <w:hyperlink r:id="rId36">
-        <w:r>
-          <w:rPr>
-            <w:lang w:val="gu_IN" w:bidi="gu_IN"/>
-          </w:rPr>
-          <w:rPr>
-            <w:color w:val="0000EE"/>
-            <w:u w:val="single"/>
-          </w:rPr>
-          <w:t>ઉત્પત્તિ 31:26–28</w:t>
-        </w:r>
-      </w:hyperlink>
-    </w:p>
-    <w:p>
-      <w:pPr>
-        <w:pStyle w:val="ListBullet"/>
-        <w:spacing w:line="240" w:lineRule="auto"/>
-        <w:ind w:left="720"/>
-      </w:pPr>
-      <w:r>
-        <w:rPr>
-          <w:lang w:val="gu_IN" w:bidi="gu_IN"/>
-        </w:rPr>
-      </w:r>
-      <w:hyperlink r:id="rId37">
-        <w:r>
-          <w:rPr>
-            <w:lang w:val="gu_IN" w:bidi="gu_IN"/>
-          </w:rPr>
-          <w:rPr>
-            <w:color w:val="0000EE"/>
-            <w:u w:val="single"/>
-          </w:rPr>
-          <w:t>લેવીય 19:11–12</w:t>
-        </w:r>
-      </w:hyperlink>
-    </w:p>
-    <w:p>
-      <w:pPr>
-        <w:pStyle w:val="ListBullet"/>
-        <w:spacing w:line="240" w:lineRule="auto"/>
-        <w:ind w:left="720"/>
-      </w:pPr>
-      <w:r>
-        <w:rPr>
-          <w:lang w:val="gu_IN" w:bidi="gu_IN"/>
-        </w:rPr>
-      </w:r>
-      <w:hyperlink r:id="rId38">
-        <w:r>
-          <w:rPr>
-            <w:lang w:val="gu_IN" w:bidi="gu_IN"/>
-          </w:rPr>
-          <w:rPr>
-            <w:color w:val="0000EE"/>
-            <w:u w:val="single"/>
-          </w:rPr>
-          <w:t>માથ્થી 27:62–64</w:t>
-        </w:r>
-      </w:hyperlink>
-    </w:p>
-    <w:p>
-      <w:pPr>
-        <w:pStyle w:val="ListBullet"/>
-        <w:spacing w:line="240" w:lineRule="auto"/>
-        <w:ind w:left="720"/>
-      </w:pPr>
-      <w:r>
-        <w:rPr>
-          <w:lang w:val="gu_IN" w:bidi="gu_IN"/>
-        </w:rPr>
-      </w:r>
-      <w:hyperlink r:id="rId39">
-        <w:r>
-          <w:rPr>
-            <w:lang w:val="gu_IN" w:bidi="gu_IN"/>
-          </w:rPr>
-          <w:rPr>
-            <w:color w:val="0000EE"/>
-            <w:u w:val="single"/>
-          </w:rPr>
-          <w:t>મીખાહ 6:11–12</w:t>
-        </w:r>
-      </w:hyperlink>
+      <w:r>
+        <w:rPr>
+          <w:lang w:val="gu_IN" w:bidi="gu_IN"/>
+        </w:rPr>
+        <w:t>1 યોહાન 1:8–10</w:t>
+      </w:r>
+    </w:p>
+    <w:p>
+      <w:pPr>
+        <w:pStyle w:val="ListBullet"/>
+        <w:spacing w:line="240" w:lineRule="auto"/>
+        <w:ind w:left="720"/>
+      </w:pPr>
+      <w:r>
+        <w:rPr>
+          <w:lang w:val="gu_IN" w:bidi="gu_IN"/>
+        </w:rPr>
+      </w:r>
+      <w:r>
+        <w:rPr>
+          <w:lang w:val="gu_IN" w:bidi="gu_IN"/>
+        </w:rPr>
+        <w:t>1 તિમોથી 2:13–15</w:t>
+      </w:r>
+    </w:p>
+    <w:p>
+      <w:pPr>
+        <w:pStyle w:val="ListBullet"/>
+        <w:spacing w:line="240" w:lineRule="auto"/>
+        <w:ind w:left="720"/>
+      </w:pPr>
+      <w:r>
+        <w:rPr>
+          <w:lang w:val="gu_IN" w:bidi="gu_IN"/>
+        </w:rPr>
+      </w:r>
+      <w:r>
+        <w:rPr>
+          <w:lang w:val="gu_IN" w:bidi="gu_IN"/>
+        </w:rPr>
+        <w:t>2 થેસ્સલોનિકી 2:3–4</w:t>
+      </w:r>
+    </w:p>
+    <w:p>
+      <w:pPr>
+        <w:pStyle w:val="ListBullet"/>
+        <w:spacing w:line="240" w:lineRule="auto"/>
+        <w:ind w:left="720"/>
+      </w:pPr>
+      <w:r>
+        <w:rPr>
+          <w:lang w:val="gu_IN" w:bidi="gu_IN"/>
+        </w:rPr>
+      </w:r>
+      <w:r>
+        <w:rPr>
+          <w:lang w:val="gu_IN" w:bidi="gu_IN"/>
+        </w:rPr>
+        <w:t>ઉત્પત્તિ 3:12–13</w:t>
+      </w:r>
+    </w:p>
+    <w:p>
+      <w:pPr>
+        <w:pStyle w:val="ListBullet"/>
+        <w:spacing w:line="240" w:lineRule="auto"/>
+        <w:ind w:left="720"/>
+      </w:pPr>
+      <w:r>
+        <w:rPr>
+          <w:lang w:val="gu_IN" w:bidi="gu_IN"/>
+        </w:rPr>
+      </w:r>
+      <w:r>
+        <w:rPr>
+          <w:lang w:val="gu_IN" w:bidi="gu_IN"/>
+        </w:rPr>
+        <w:t>ઉત્પત્તિ 31:26–28</w:t>
+      </w:r>
+    </w:p>
+    <w:p>
+      <w:pPr>
+        <w:pStyle w:val="ListBullet"/>
+        <w:spacing w:line="240" w:lineRule="auto"/>
+        <w:ind w:left="720"/>
+      </w:pPr>
+      <w:r>
+        <w:rPr>
+          <w:lang w:val="gu_IN" w:bidi="gu_IN"/>
+        </w:rPr>
+      </w:r>
+      <w:r>
+        <w:rPr>
+          <w:lang w:val="gu_IN" w:bidi="gu_IN"/>
+        </w:rPr>
+        <w:t>લેવીય 19:11–12</w:t>
+      </w:r>
+    </w:p>
+    <w:p>
+      <w:pPr>
+        <w:pStyle w:val="ListBullet"/>
+        <w:spacing w:line="240" w:lineRule="auto"/>
+        <w:ind w:left="720"/>
+      </w:pPr>
+      <w:r>
+        <w:rPr>
+          <w:lang w:val="gu_IN" w:bidi="gu_IN"/>
+        </w:rPr>
+      </w:r>
+      <w:r>
+        <w:rPr>
+          <w:lang w:val="gu_IN" w:bidi="gu_IN"/>
+        </w:rPr>
+        <w:t>માથ્થી 27:62–64</w:t>
+      </w:r>
+    </w:p>
+    <w:p>
+      <w:pPr>
+        <w:pStyle w:val="ListBullet"/>
+        <w:spacing w:line="240" w:lineRule="auto"/>
+        <w:ind w:left="720"/>
+      </w:pPr>
+      <w:r>
+        <w:rPr>
+          <w:lang w:val="gu_IN" w:bidi="gu_IN"/>
+        </w:rPr>
+      </w:r>
+      <w:r>
+        <w:rPr>
+          <w:lang w:val="gu_IN" w:bidi="gu_IN"/>
+        </w:rPr>
+        <w:t>મીખાહ 6:11–12</w:t>
+      </w:r>
     </w:p>
     <w:p>
       <w:pPr>
@@ -2324,138 +2162,102 @@
           <w:lang w:val="gu_IN" w:bidi="gu_IN"/>
         </w:rPr>
       </w:r>
-      <w:hyperlink r:id="rId40">
-        <w:r>
-          <w:rPr>
-            <w:lang w:val="gu_IN" w:bidi="gu_IN"/>
-          </w:rPr>
-          <w:rPr>
-            <w:color w:val="0000EE"/>
-            <w:u w:val="single"/>
-          </w:rPr>
-          <w:t>ગલાતીઓ 6:6–8</w:t>
-        </w:r>
-      </w:hyperlink>
-    </w:p>
-    <w:p>
-      <w:pPr>
-        <w:pStyle w:val="ListBullet"/>
-        <w:spacing w:line="240" w:lineRule="auto"/>
-        <w:ind w:left="720"/>
-      </w:pPr>
-      <w:r>
-        <w:rPr>
-          <w:lang w:val="gu_IN" w:bidi="gu_IN"/>
-        </w:rPr>
-      </w:r>
-      <w:hyperlink r:id="rId41">
-        <w:r>
-          <w:rPr>
-            <w:lang w:val="gu_IN" w:bidi="gu_IN"/>
-          </w:rPr>
-          <w:rPr>
-            <w:color w:val="0000EE"/>
-            <w:u w:val="single"/>
-          </w:rPr>
-          <w:t>લૂક 8:4–6</w:t>
-        </w:r>
-      </w:hyperlink>
-    </w:p>
-    <w:p>
-      <w:pPr>
-        <w:pStyle w:val="ListBullet"/>
-        <w:spacing w:line="240" w:lineRule="auto"/>
-        <w:ind w:left="720"/>
-      </w:pPr>
-      <w:r>
-        <w:rPr>
-          <w:lang w:val="gu_IN" w:bidi="gu_IN"/>
-        </w:rPr>
-      </w:r>
-      <w:hyperlink r:id="rId42">
-        <w:r>
-          <w:rPr>
-            <w:lang w:val="gu_IN" w:bidi="gu_IN"/>
-          </w:rPr>
-          <w:rPr>
-            <w:color w:val="0000EE"/>
-            <w:u w:val="single"/>
-          </w:rPr>
-          <w:t>માથ્થી 6:25–26</w:t>
-        </w:r>
-      </w:hyperlink>
-    </w:p>
-    <w:p>
-      <w:pPr>
-        <w:pStyle w:val="ListBullet"/>
-        <w:spacing w:line="240" w:lineRule="auto"/>
-        <w:ind w:left="720"/>
-      </w:pPr>
-      <w:r>
-        <w:rPr>
-          <w:lang w:val="gu_IN" w:bidi="gu_IN"/>
-        </w:rPr>
-      </w:r>
-      <w:hyperlink r:id="rId43">
-        <w:r>
-          <w:rPr>
-            <w:lang w:val="gu_IN" w:bidi="gu_IN"/>
-          </w:rPr>
-          <w:rPr>
-            <w:color w:val="0000EE"/>
-            <w:u w:val="single"/>
-          </w:rPr>
-          <w:t>માથ્થી 13:3–6</w:t>
-        </w:r>
-      </w:hyperlink>
-    </w:p>
-    <w:p>
-      <w:pPr>
-        <w:pStyle w:val="ListBullet"/>
-        <w:spacing w:line="240" w:lineRule="auto"/>
-        <w:ind w:left="720"/>
-      </w:pPr>
-      <w:r>
-        <w:rPr>
-          <w:lang w:val="gu_IN" w:bidi="gu_IN"/>
-        </w:rPr>
-      </w:r>
-      <w:hyperlink r:id="rId44">
-        <w:r>
-          <w:rPr>
-            <w:lang w:val="gu_IN" w:bidi="gu_IN"/>
-          </w:rPr>
-          <w:rPr>
-            <w:color w:val="0000EE"/>
-            <w:u w:val="single"/>
-          </w:rPr>
-          <w:t>માથ્થી 13:18–19</w:t>
-        </w:r>
-      </w:hyperlink>
-    </w:p>
-    <w:p>
-      <w:pPr>
-        <w:pStyle w:val="ListBullet"/>
-        <w:spacing w:line="240" w:lineRule="auto"/>
-        <w:ind w:left="720"/>
-      </w:pPr>
-      <w:r>
-        <w:rPr>
-          <w:lang w:val="gu_IN" w:bidi="gu_IN"/>
-        </w:rPr>
-      </w:r>
-      <w:hyperlink r:id="rId45">
-        <w:r>
-          <w:rPr>
-            <w:lang w:val="gu_IN" w:bidi="gu_IN"/>
-          </w:rPr>
-          <w:rPr>
-            <w:color w:val="0000EE"/>
-            <w:u w:val="single"/>
-          </w:rPr>
-          <w:t>માથ્થી 25:24–25</w:t>
-        </w:r>
-      </w:hyperlink>
+      <w:r>
+        <w:rPr>
+          <w:lang w:val="gu_IN" w:bidi="gu_IN"/>
+        </w:rPr>
+        <w:t>ગલાતીઓ 6:6–8</w:t>
+      </w:r>
+    </w:p>
+    <w:p>
+      <w:pPr>
+        <w:pStyle w:val="ListBullet"/>
+        <w:spacing w:line="240" w:lineRule="auto"/>
+        <w:ind w:left="720"/>
+      </w:pPr>
+      <w:r>
+        <w:rPr>
+          <w:lang w:val="gu_IN" w:bidi="gu_IN"/>
+        </w:rPr>
+      </w:r>
+      <w:r>
+        <w:rPr>
+          <w:lang w:val="gu_IN" w:bidi="gu_IN"/>
+        </w:rPr>
+        <w:t>લૂક 8:4–6</w:t>
+      </w:r>
+    </w:p>
+    <w:p>
+      <w:pPr>
+        <w:pStyle w:val="ListBullet"/>
+        <w:spacing w:line="240" w:lineRule="auto"/>
+        <w:ind w:left="720"/>
+      </w:pPr>
+      <w:r>
+        <w:rPr>
+          <w:lang w:val="gu_IN" w:bidi="gu_IN"/>
+        </w:rPr>
+      </w:r>
+      <w:r>
+        <w:rPr>
+          <w:lang w:val="gu_IN" w:bidi="gu_IN"/>
+        </w:rPr>
+        <w:t>માથ્થી 6:25–26</w:t>
+      </w:r>
+    </w:p>
+    <w:p>
+      <w:pPr>
+        <w:pStyle w:val="ListBullet"/>
+        <w:spacing w:line="240" w:lineRule="auto"/>
+        <w:ind w:left="720"/>
+      </w:pPr>
+      <w:r>
+        <w:rPr>
+          <w:lang w:val="gu_IN" w:bidi="gu_IN"/>
+        </w:rPr>
+      </w:r>
+      <w:r>
+        <w:rPr>
+          <w:lang w:val="gu_IN" w:bidi="gu_IN"/>
+        </w:rPr>
+        <w:t>માથ્થી 13:3–6</w:t>
+      </w:r>
+    </w:p>
+    <w:p>
+      <w:pPr>
+        <w:pStyle w:val="ListBullet"/>
+        <w:spacing w:line="240" w:lineRule="auto"/>
+        <w:ind w:left="720"/>
+      </w:pPr>
+      <w:r>
+        <w:rPr>
+          <w:lang w:val="gu_IN" w:bidi="gu_IN"/>
+        </w:rPr>
+      </w:r>
+      <w:r>
+        <w:rPr>
+          <w:lang w:val="gu_IN" w:bidi="gu_IN"/>
+        </w:rPr>
+        <w:t>માથ્થી 13:18–19</w:t>
+      </w:r>
+    </w:p>
+    <w:p>
+      <w:pPr>
+        <w:pStyle w:val="ListBullet"/>
+        <w:spacing w:line="240" w:lineRule="auto"/>
+        <w:ind w:left="720"/>
+      </w:pPr>
+      <w:r>
+        <w:rPr>
+          <w:lang w:val="gu_IN" w:bidi="gu_IN"/>
+        </w:rPr>
+      </w:r>
+      <w:r>
+        <w:rPr>
+          <w:lang w:val="gu_IN" w:bidi="gu_IN"/>
+        </w:rPr>
+        <w:t>માથ્થી 25:24–25</w:t>
+      </w:r>
     </w:p>
     <w:p>
       <w:pPr>
@@ -2770,90 +2572,66 @@
           <w:lang w:val="gu_IN" w:bidi="gu_IN"/>
         </w:rPr>
       </w:r>
-      <w:hyperlink r:id="rId46">
-        <w:r>
-          <w:rPr>
-            <w:lang w:val="gu_IN" w:bidi="gu_IN"/>
-          </w:rPr>
-          <w:rPr>
-            <w:color w:val="0000EE"/>
-            <w:u w:val="single"/>
-          </w:rPr>
-          <w:t>2 કરિંથી 1:8–10</w:t>
-        </w:r>
-      </w:hyperlink>
-    </w:p>
-    <w:p>
-      <w:pPr>
-        <w:pStyle w:val="ListBullet"/>
-        <w:spacing w:line="240" w:lineRule="auto"/>
-        <w:ind w:left="720"/>
-      </w:pPr>
-      <w:r>
-        <w:rPr>
-          <w:lang w:val="gu_IN" w:bidi="gu_IN"/>
-        </w:rPr>
-      </w:r>
-      <w:hyperlink r:id="rId47">
-        <w:r>
-          <w:rPr>
-            <w:lang w:val="gu_IN" w:bidi="gu_IN"/>
-          </w:rPr>
-          <w:rPr>
-            <w:color w:val="0000EE"/>
-            <w:u w:val="single"/>
-          </w:rPr>
-          <w:t>પ્રેરિતો 7:35–37</w:t>
-        </w:r>
-      </w:hyperlink>
-    </w:p>
-    <w:p>
-      <w:pPr>
-        <w:pStyle w:val="ListBullet"/>
-        <w:spacing w:line="240" w:lineRule="auto"/>
-        <w:ind w:left="720"/>
-      </w:pPr>
-      <w:r>
-        <w:rPr>
-          <w:lang w:val="gu_IN" w:bidi="gu_IN"/>
-        </w:rPr>
-      </w:r>
-      <w:hyperlink r:id="rId48">
-        <w:r>
-          <w:rPr>
-            <w:lang w:val="gu_IN" w:bidi="gu_IN"/>
-          </w:rPr>
-          <w:rPr>
-            <w:color w:val="0000EE"/>
-            <w:u w:val="single"/>
-          </w:rPr>
-          <w:t>ગલાતી 1:3–5</w:t>
-        </w:r>
-      </w:hyperlink>
-    </w:p>
-    <w:p>
-      <w:pPr>
-        <w:pStyle w:val="ListBullet"/>
-        <w:spacing w:line="240" w:lineRule="auto"/>
-        <w:ind w:left="720"/>
-      </w:pPr>
-      <w:r>
-        <w:rPr>
-          <w:lang w:val="gu_IN" w:bidi="gu_IN"/>
-        </w:rPr>
-      </w:r>
-      <w:hyperlink r:id="rId49">
-        <w:r>
-          <w:rPr>
-            <w:lang w:val="gu_IN" w:bidi="gu_IN"/>
-          </w:rPr>
-          <w:rPr>
-            <w:color w:val="0000EE"/>
-            <w:u w:val="single"/>
-          </w:rPr>
-          <w:t>ન્યાયાધીશો 10:10–12</w:t>
-        </w:r>
-      </w:hyperlink>
+      <w:r>
+        <w:rPr>
+          <w:lang w:val="gu_IN" w:bidi="gu_IN"/>
+        </w:rPr>
+        <w:t>2 કરિંથી 1:8–10</w:t>
+      </w:r>
+    </w:p>
+    <w:p>
+      <w:pPr>
+        <w:pStyle w:val="ListBullet"/>
+        <w:spacing w:line="240" w:lineRule="auto"/>
+        <w:ind w:left="720"/>
+      </w:pPr>
+      <w:r>
+        <w:rPr>
+          <w:lang w:val="gu_IN" w:bidi="gu_IN"/>
+        </w:rPr>
+      </w:r>
+      <w:r>
+        <w:rPr>
+          <w:lang w:val="gu_IN" w:bidi="gu_IN"/>
+        </w:rPr>
+        <w:t>પ્રેરિતો 7:35–37</w:t>
+      </w:r>
+    </w:p>
+    <w:p>
+      <w:pPr>
+        <w:pStyle w:val="ListBullet"/>
+        <w:spacing w:line="240" w:lineRule="auto"/>
+        <w:ind w:left="720"/>
+      </w:pPr>
+      <w:r>
+        <w:rPr>
+          <w:lang w:val="gu_IN" w:bidi="gu_IN"/>
+        </w:rPr>
+      </w:r>
+      <w:r>
+        <w:rPr>
+          <w:lang w:val="gu_IN" w:bidi="gu_IN"/>
+        </w:rPr>
+        <w:t>ગલાતી 1:3–5</w:t>
+      </w:r>
+    </w:p>
+    <w:p>
+      <w:pPr>
+        <w:pStyle w:val="ListBullet"/>
+        <w:spacing w:line="240" w:lineRule="auto"/>
+        <w:ind w:left="720"/>
+      </w:pPr>
+      <w:r>
+        <w:rPr>
+          <w:lang w:val="gu_IN" w:bidi="gu_IN"/>
+        </w:rPr>
+      </w:r>
+      <w:r>
+        <w:rPr>
+          <w:lang w:val="gu_IN" w:bidi="gu_IN"/>
+        </w:rPr>
+        <w:t>ન્યાયાધીશો 10:10–12</w:t>
+      </w:r>
     </w:p>
     <w:p>
       <w:pPr>
